--- a/No_preseleccionado_por_punto_corte.docx
+++ b/No_preseleccionado_por_punto_corte.docx
@@ -1,6 +1,6 @@
 
 <file path=word/document.xml><?xml version="1.0" encoding="utf-8"?>
-<w:document xmlns:wpc="http://schemas.microsoft.com/office/word/2010/wordprocessingCanvas" xmlns:cx="http://schemas.microsoft.com/office/drawing/2014/chartex" xmlns:cx1="http://schemas.microsoft.com/office/drawing/2015/9/8/chartex" xmlns:cx2="http://schemas.microsoft.com/office/drawing/2015/10/21/chartex" xmlns:cx3="http://schemas.microsoft.com/office/drawing/2016/5/9/chartex" xmlns:cx4="http://schemas.microsoft.com/office/drawing/2016/5/10/chartex" xmlns:cx5="http://schemas.microsoft.com/office/drawing/2016/5/11/chartex" xmlns:cx6="http://schemas.microsoft.com/office/drawing/2016/5/12/chartex" xmlns:cx7="http://schemas.microsoft.com/office/drawing/2016/5/13/chartex" xmlns:cx8="http://schemas.microsoft.com/office/drawing/2016/5/14/chartex" xmlns:mc="http://schemas.openxmlformats.org/markup-compatibility/2006" xmlns:aink="http://schemas.microsoft.com/office/drawing/2016/ink" xmlns:am3d="http://schemas.microsoft.com/office/drawing/2017/model3d" xmlns:o="urn:schemas-microsoft-com:office:office" xmlns:oel="http://schemas.microsoft.com/office/2019/extlst" xmlns:r="http://schemas.openxmlformats.org/officeDocument/2006/relationships" xmlns:m="http://schemas.openxmlformats.org/officeDocument/2006/math" xmlns:v="urn:schemas-microsoft-com:vml" xmlns:wp14="http://schemas.microsoft.com/office/word/2010/wordprocessingDrawing" xmlns:wp="http://schemas.openxmlformats.org/drawingml/2006/wordprocessingDrawing" xmlns:w10="urn:schemas-microsoft-com:office:word" xmlns:w="http://schemas.openxmlformats.org/wordprocessingml/2006/main" xmlns:w14="http://schemas.microsoft.com/office/word/2010/wordml" xmlns:w15="http://schemas.microsoft.com/office/word/2012/wordml" xmlns:w16cex="http://schemas.microsoft.com/office/word/2018/wordml/cex" xmlns:w16cid="http://schemas.microsoft.com/office/word/2016/wordml/cid" xmlns:w16="http://schemas.microsoft.com/office/word/2018/wordml" xmlns:w16du="http://schemas.microsoft.com/office/word/2023/wordml/word16du" xmlns:w16sdtdh="http://schemas.microsoft.com/office/word/2020/wordml/sdtdatahash" xmlns:w16sdtfl="http://schemas.microsoft.com/office/word/2024/wordml/sdtformatlock" xmlns:w16se="http://schemas.microsoft.com/office/word/2015/wordml/symex" xmlns:wpg="http://schemas.microsoft.com/office/word/2010/wordprocessingGroup" xmlns:wpi="http://schemas.microsoft.com/office/word/2010/wordprocessingInk" xmlns:wne="http://schemas.microsoft.com/office/word/2006/wordml" xmlns:wps="http://schemas.microsoft.com/office/word/2010/wordprocessingShape" mc:Ignorable="w14 w15 w16se w16cid w16 w16cex w16sdtdh w16sdtfl w16du wp14">
+<w:document xmlns:wpc="http://schemas.microsoft.com/office/word/2010/wordprocessingCanvas" xmlns:cx="http://schemas.microsoft.com/office/drawing/2014/chartex" xmlns:cx1="http://schemas.microsoft.com/office/drawing/2015/9/8/chartex" xmlns:mc="http://schemas.openxmlformats.org/markup-compatibility/2006" xmlns:o="urn:schemas-microsoft-com:office:office" xmlns:r="http://schemas.openxmlformats.org/officeDocument/2006/relationships" xmlns:m="http://schemas.openxmlformats.org/officeDocument/2006/math" xmlns:v="urn:schemas-microsoft-com:vml" xmlns:wp14="http://schemas.microsoft.com/office/word/2010/wordprocessingDrawing" xmlns:wp="http://schemas.openxmlformats.org/drawingml/2006/wordprocessingDrawing" xmlns:w10="urn:schemas-microsoft-com:office:word" xmlns:w="http://schemas.openxmlformats.org/wordprocessingml/2006/main" xmlns:w14="http://schemas.microsoft.com/office/word/2010/wordml" xmlns:w15="http://schemas.microsoft.com/office/word/2012/wordml" xmlns:w16se="http://schemas.microsoft.com/office/word/2015/wordml/symex" xmlns:wpg="http://schemas.microsoft.com/office/word/2010/wordprocessingGroup" xmlns:wpi="http://schemas.microsoft.com/office/word/2010/wordprocessingInk" xmlns:wne="http://schemas.microsoft.com/office/word/2006/wordml" xmlns:wps="http://schemas.microsoft.com/office/word/2010/wordprocessingShape" mc:Ignorable="w14 w15 w16se wp14">
   <w:body>
     <w:p>
       <w:pPr>
@@ -415,7 +415,6 @@
         </w:rPr>
         <w:t>, en aras de dar respuesta a la solicitud emitidas bajo radicado </w:t>
       </w:r>
-      <w:proofErr w:type="spellStart"/>
       <w:r>
         <w:rPr>
           <w:rFonts w:ascii="Arial Narrow" w:hAnsi="Arial Narrow" w:cs="Arial"/>
@@ -433,7 +432,6 @@
         </w:rPr>
         <w:t>°</w:t>
       </w:r>
-      <w:proofErr w:type="spellEnd"/>
       <w:r>
         <w:rPr>
           <w:rFonts w:ascii="Arial Narrow" w:hAnsi="Arial Narrow" w:cs="Arial"/>
@@ -976,7 +974,7 @@
           <w:szCs w:val="24"/>
           <w:bdr w:val="none" w:sz="0" w:space="0" w:color="auto" w:frame="1"/>
         </w:rPr>
-        <w:t>Mediante el Decreto 32 de 2023 se reglamentó el PUAP (Programa Único de Acceso y Permanencia - PUAP).</w:t>
+        <w:t>Mediante el Decreto 032 de 2023 se reglamentó el PUAP (Programa Único de Acceso y Permanencia - PUAP).</w:t>
       </w:r>
     </w:p>
     <w:p>
@@ -1016,23 +1014,7 @@
           <w:sz w:val="24"/>
           <w:szCs w:val="24"/>
         </w:rPr>
-        <w:t>Mediante el Decreto 0344 de 2025 se modificó el Decreto 032 de 2023</w:t>
-      </w:r>
-      <w:r>
-        <w:rPr>
-          <w:rFonts w:ascii="Arial Narrow" w:hAnsi="Arial Narrow" w:cs="Arial"/>
-          <w:sz w:val="24"/>
-          <w:szCs w:val="24"/>
-        </w:rPr>
-        <w:t xml:space="preserve"> (Reglamento Operativo del Programa)</w:t>
-      </w:r>
-      <w:r>
-        <w:rPr>
-          <w:rFonts w:ascii="Arial Narrow" w:hAnsi="Arial Narrow" w:cs="Arial"/>
-          <w:sz w:val="24"/>
-          <w:szCs w:val="24"/>
-        </w:rPr>
-        <w:t>.</w:t>
+        <w:t>Mediante el Decreto 0344 de 2025 se modificó el Decreto 032 de 2023 (Reglamento Operativo del Programa).</w:t>
       </w:r>
     </w:p>
     <w:p>
@@ -1073,188 +1055,51 @@
           <w:sz w:val="24"/>
           <w:szCs w:val="24"/>
         </w:rPr>
-        <w:t xml:space="preserve">Mediante la Resolución </w:t>
-      </w:r>
-      <w:r>
-        <w:rPr>
-          <w:rFonts w:ascii="Arial Narrow" w:hAnsi="Arial Narrow" w:cs="Arial"/>
+        <w:t>Mediante la Resolución 1737 de 2026, “</w:t>
+      </w:r>
+      <w:r>
+        <w:rPr>
+          <w:rFonts w:ascii="Arial Narrow" w:hAnsi="Arial Narrow" w:cs="Arial"/>
+          <w:i/>
           <w:sz w:val="24"/>
           <w:szCs w:val="24"/>
         </w:rPr>
-        <w:t xml:space="preserve">1737 </w:t>
-      </w:r>
-      <w:r>
-        <w:rPr>
-          <w:rFonts w:ascii="Arial Narrow" w:hAnsi="Arial Narrow" w:cs="Arial"/>
+        <w:t xml:space="preserve">Por medio de la cual se realiza la apertura de convocatoria para la línea de crédito </w:t>
+      </w:r>
+      <w:proofErr w:type="spellStart"/>
+      <w:r>
+        <w:rPr>
+          <w:rFonts w:ascii="Arial Narrow" w:hAnsi="Arial Narrow" w:cs="Arial"/>
+          <w:i/>
           <w:sz w:val="24"/>
           <w:szCs w:val="24"/>
         </w:rPr>
-        <w:t>de 202</w:t>
-      </w:r>
-      <w:r>
-        <w:rPr>
-          <w:rFonts w:ascii="Arial Narrow" w:hAnsi="Arial Narrow" w:cs="Arial"/>
+        <w:t>condonable</w:t>
+      </w:r>
+      <w:proofErr w:type="spellEnd"/>
+      <w:r>
+        <w:rPr>
+          <w:rFonts w:ascii="Arial Narrow" w:hAnsi="Arial Narrow" w:cs="Arial"/>
+          <w:i/>
           <w:sz w:val="24"/>
           <w:szCs w:val="24"/>
         </w:rPr>
-        <w:t>6</w:t>
-      </w:r>
-      <w:r>
+        <w:t xml:space="preserve"> pregrado del Programa Único de Acceso y Permanencia en la Educación Postsecundaria - PUAP, convocatoria 2026-2”.</w:t>
+      </w:r>
+    </w:p>
+    <w:p>
+      <w:pPr>
+        <w:pStyle w:val="Prrafodelista"/>
+        <w:jc w:val="both"/>
         <w:rPr>
           <w:rFonts w:ascii="Arial Narrow" w:hAnsi="Arial Narrow" w:cs="Arial"/>
           <w:sz w:val="24"/>
           <w:szCs w:val="24"/>
         </w:rPr>
-        <w:t xml:space="preserve">, </w:t>
-      </w:r>
-      <w:r>
-        <w:rPr>
-          <w:rFonts w:ascii="Arial Narrow" w:hAnsi="Arial Narrow" w:cs="Arial"/>
-          <w:sz w:val="24"/>
-          <w:szCs w:val="24"/>
-        </w:rPr>
-        <w:t>“</w:t>
-      </w:r>
-      <w:r>
-        <w:rPr>
-          <w:rFonts w:ascii="Arial Narrow" w:hAnsi="Arial Narrow" w:cs="Arial"/>
-          <w:i/>
-          <w:sz w:val="24"/>
-          <w:szCs w:val="24"/>
-        </w:rPr>
-        <w:t>P</w:t>
-      </w:r>
-      <w:r>
-        <w:rPr>
-          <w:rFonts w:ascii="Arial Narrow" w:hAnsi="Arial Narrow" w:cs="Arial"/>
-          <w:i/>
-          <w:sz w:val="24"/>
-          <w:szCs w:val="24"/>
-        </w:rPr>
-        <w:t xml:space="preserve">or medio de la cual se realiza la apertura de convocatoria para la línea de crédito </w:t>
-      </w:r>
-      <w:proofErr w:type="spellStart"/>
-      <w:r>
-        <w:rPr>
-          <w:rFonts w:ascii="Arial Narrow" w:hAnsi="Arial Narrow" w:cs="Arial"/>
-          <w:i/>
-          <w:sz w:val="24"/>
-          <w:szCs w:val="24"/>
-        </w:rPr>
-        <w:t>condonable</w:t>
-      </w:r>
-      <w:proofErr w:type="spellEnd"/>
-      <w:r>
-        <w:rPr>
-          <w:rFonts w:ascii="Arial Narrow" w:hAnsi="Arial Narrow" w:cs="Arial"/>
-          <w:i/>
-          <w:sz w:val="24"/>
-          <w:szCs w:val="24"/>
-        </w:rPr>
-        <w:t xml:space="preserve"> pregrado del </w:t>
-      </w:r>
-      <w:r>
-        <w:rPr>
-          <w:rFonts w:ascii="Arial Narrow" w:hAnsi="Arial Narrow" w:cs="Arial"/>
-          <w:i/>
-          <w:sz w:val="24"/>
-          <w:szCs w:val="24"/>
-        </w:rPr>
-        <w:t>P</w:t>
-      </w:r>
-      <w:r>
-        <w:rPr>
-          <w:rFonts w:ascii="Arial Narrow" w:hAnsi="Arial Narrow" w:cs="Arial"/>
-          <w:i/>
-          <w:sz w:val="24"/>
-          <w:szCs w:val="24"/>
-        </w:rPr>
-        <w:t xml:space="preserve">rograma Único de </w:t>
-      </w:r>
-      <w:r>
-        <w:rPr>
-          <w:rFonts w:ascii="Arial Narrow" w:hAnsi="Arial Narrow" w:cs="Arial"/>
-          <w:i/>
-          <w:sz w:val="24"/>
-          <w:szCs w:val="24"/>
-        </w:rPr>
-        <w:t>A</w:t>
-      </w:r>
-      <w:r>
-        <w:rPr>
-          <w:rFonts w:ascii="Arial Narrow" w:hAnsi="Arial Narrow" w:cs="Arial"/>
-          <w:i/>
-          <w:sz w:val="24"/>
-          <w:szCs w:val="24"/>
-        </w:rPr>
-        <w:t xml:space="preserve">cceso y </w:t>
-      </w:r>
-      <w:r>
-        <w:rPr>
-          <w:rFonts w:ascii="Arial Narrow" w:hAnsi="Arial Narrow" w:cs="Arial"/>
-          <w:i/>
-          <w:sz w:val="24"/>
-          <w:szCs w:val="24"/>
-        </w:rPr>
-        <w:t>P</w:t>
-      </w:r>
-      <w:r>
-        <w:rPr>
-          <w:rFonts w:ascii="Arial Narrow" w:hAnsi="Arial Narrow" w:cs="Arial"/>
-          <w:i/>
-          <w:sz w:val="24"/>
-          <w:szCs w:val="24"/>
-        </w:rPr>
-        <w:t xml:space="preserve">ermanencia en la educación postsecundaria - PUAP, convocatoria </w:t>
-      </w:r>
-      <w:r>
-        <w:rPr>
-          <w:rFonts w:ascii="Arial Narrow" w:hAnsi="Arial Narrow" w:cs="Arial"/>
-          <w:i/>
-          <w:sz w:val="24"/>
-          <w:szCs w:val="24"/>
-        </w:rPr>
-        <w:t>2026-</w:t>
-      </w:r>
-      <w:r>
-        <w:rPr>
-          <w:rFonts w:ascii="Arial Narrow" w:hAnsi="Arial Narrow" w:cs="Arial"/>
-          <w:i/>
-          <w:sz w:val="24"/>
-          <w:szCs w:val="24"/>
-        </w:rPr>
-        <w:t>2</w:t>
-      </w:r>
-      <w:r>
-        <w:rPr>
-          <w:rFonts w:ascii="Arial Narrow" w:hAnsi="Arial Narrow" w:cs="Arial"/>
-          <w:i/>
-          <w:sz w:val="24"/>
-          <w:szCs w:val="24"/>
-        </w:rPr>
-        <w:t>”</w:t>
-      </w:r>
-      <w:r>
-        <w:rPr>
-          <w:rFonts w:ascii="Arial Narrow" w:hAnsi="Arial Narrow" w:cs="Arial"/>
-          <w:i/>
-          <w:sz w:val="24"/>
-          <w:szCs w:val="24"/>
-        </w:rPr>
-        <w:t>.</w:t>
-      </w:r>
-    </w:p>
-    <w:p>
-      <w:pPr>
-        <w:pStyle w:val="Prrafodelista"/>
-        <w:jc w:val="both"/>
-        <w:rPr>
-          <w:rFonts w:ascii="Arial Narrow" w:hAnsi="Arial Narrow" w:cs="Arial"/>
-          <w:sz w:val="24"/>
-          <w:szCs w:val="24"/>
-        </w:rPr>
-      </w:pPr>
-    </w:p>
+      </w:pPr>
+      <w:bookmarkStart w:id="0" w:name="_GoBack"/>
+    </w:p>
+    <w:bookmarkEnd w:id="0"/>
     <w:p>
       <w:pPr>
         <w:pStyle w:val="Prrafodelista"/>
@@ -1278,39 +1123,46 @@
           <w:sz w:val="24"/>
           <w:szCs w:val="24"/>
         </w:rPr>
-        <w:t xml:space="preserve">Mediante la Resolución </w:t>
-      </w:r>
-      <w:r>
-        <w:rPr>
-          <w:rFonts w:ascii="Arial Narrow" w:hAnsi="Arial Narrow" w:cs="Arial"/>
+        <w:t>Mediante la Resolución 3106 de 2026, “</w:t>
+      </w:r>
+      <w:r>
+        <w:rPr>
+          <w:rFonts w:ascii="Arial Narrow" w:hAnsi="Arial Narrow" w:cs="Arial"/>
+          <w:i/>
           <w:sz w:val="24"/>
           <w:szCs w:val="24"/>
         </w:rPr>
-        <w:t xml:space="preserve">3106 </w:t>
-      </w:r>
-      <w:r>
-        <w:rPr>
-          <w:rFonts w:ascii="Arial Narrow" w:hAnsi="Arial Narrow" w:cs="Arial"/>
+        <w:t xml:space="preserve">Por medio de la cual se establecen los puntos de corte y se determinan los aspirantes preseleccionados para la línea de créditos </w:t>
+      </w:r>
+      <w:proofErr w:type="spellStart"/>
+      <w:r>
+        <w:rPr>
+          <w:rFonts w:ascii="Arial Narrow" w:hAnsi="Arial Narrow" w:cs="Arial"/>
+          <w:i/>
           <w:sz w:val="24"/>
           <w:szCs w:val="24"/>
         </w:rPr>
-        <w:t>de 202</w:t>
-      </w:r>
-      <w:r>
-        <w:rPr>
-          <w:rFonts w:ascii="Arial Narrow" w:hAnsi="Arial Narrow" w:cs="Arial"/>
+        <w:t>condonables</w:t>
+      </w:r>
+      <w:proofErr w:type="spellEnd"/>
+      <w:r>
+        <w:rPr>
+          <w:rFonts w:ascii="Arial Narrow" w:hAnsi="Arial Narrow" w:cs="Arial"/>
+          <w:i/>
           <w:sz w:val="24"/>
           <w:szCs w:val="24"/>
         </w:rPr>
-        <w:t>6</w:t>
-      </w:r>
-      <w:r>
-        <w:rPr>
-          <w:rFonts w:ascii="Arial Narrow" w:hAnsi="Arial Narrow" w:cs="Arial"/>
+        <w:t xml:space="preserve"> de pregrado del </w:t>
+      </w:r>
+      <w:r>
+        <w:rPr>
+          <w:rFonts w:ascii="Arial Narrow" w:hAnsi="Arial Narrow" w:cs="Arial"/>
+          <w:i/>
           <w:sz w:val="24"/>
           <w:szCs w:val="24"/>
         </w:rPr>
-        <w:t xml:space="preserve">, </w:t>
+        <w:lastRenderedPageBreak/>
+        <w:t>Programa Único de Acceso y Permanencia en la Educación Postsecundaria - PUAP, convocatoria 2026-2”</w:t>
       </w:r>
       <w:r>
         <w:rPr>
@@ -1318,142 +1170,6 @@
           <w:sz w:val="24"/>
           <w:szCs w:val="24"/>
         </w:rPr>
-        <w:t>“</w:t>
-      </w:r>
-      <w:r>
-        <w:rPr>
-          <w:rFonts w:ascii="Arial Narrow" w:hAnsi="Arial Narrow" w:cs="Arial"/>
-          <w:i/>
-          <w:sz w:val="24"/>
-          <w:szCs w:val="24"/>
-        </w:rPr>
-        <w:t>P</w:t>
-      </w:r>
-      <w:r>
-        <w:rPr>
-          <w:rFonts w:ascii="Arial Narrow" w:hAnsi="Arial Narrow" w:cs="Arial"/>
-          <w:i/>
-          <w:sz w:val="24"/>
-          <w:szCs w:val="24"/>
-        </w:rPr>
-        <w:t xml:space="preserve">or medio de la cual se establecen los puntos de corte, para la línea de créditos </w:t>
-      </w:r>
-      <w:proofErr w:type="spellStart"/>
-      <w:r>
-        <w:rPr>
-          <w:rFonts w:ascii="Arial Narrow" w:hAnsi="Arial Narrow" w:cs="Arial"/>
-          <w:i/>
-          <w:sz w:val="24"/>
-          <w:szCs w:val="24"/>
-        </w:rPr>
-        <w:t>condonables</w:t>
-      </w:r>
-      <w:proofErr w:type="spellEnd"/>
-      <w:r>
-        <w:rPr>
-          <w:rFonts w:ascii="Arial Narrow" w:hAnsi="Arial Narrow" w:cs="Arial"/>
-          <w:i/>
-          <w:sz w:val="24"/>
-          <w:szCs w:val="24"/>
-        </w:rPr>
-        <w:t xml:space="preserve"> pregrado </w:t>
-      </w:r>
-      <w:r>
-        <w:rPr>
-          <w:rFonts w:ascii="Arial Narrow" w:hAnsi="Arial Narrow" w:cs="Arial"/>
-          <w:i/>
-          <w:sz w:val="24"/>
-          <w:szCs w:val="24"/>
-        </w:rPr>
-        <w:t xml:space="preserve">del </w:t>
-      </w:r>
-      <w:r>
-        <w:rPr>
-          <w:rFonts w:ascii="Arial Narrow" w:hAnsi="Arial Narrow" w:cs="Arial"/>
-          <w:i/>
-          <w:sz w:val="24"/>
-          <w:szCs w:val="24"/>
-        </w:rPr>
-        <w:t>P</w:t>
-      </w:r>
-      <w:r>
-        <w:rPr>
-          <w:rFonts w:ascii="Arial Narrow" w:hAnsi="Arial Narrow" w:cs="Arial"/>
-          <w:i/>
-          <w:sz w:val="24"/>
-          <w:szCs w:val="24"/>
-        </w:rPr>
-        <w:t xml:space="preserve">rograma Único de </w:t>
-      </w:r>
-      <w:r>
-        <w:rPr>
-          <w:rFonts w:ascii="Arial Narrow" w:hAnsi="Arial Narrow" w:cs="Arial"/>
-          <w:i/>
-          <w:sz w:val="24"/>
-          <w:szCs w:val="24"/>
-        </w:rPr>
-        <w:t>A</w:t>
-      </w:r>
-      <w:r>
-        <w:rPr>
-          <w:rFonts w:ascii="Arial Narrow" w:hAnsi="Arial Narrow" w:cs="Arial"/>
-          <w:i/>
-          <w:sz w:val="24"/>
-          <w:szCs w:val="24"/>
-        </w:rPr>
-        <w:t xml:space="preserve">cceso y </w:t>
-      </w:r>
-      <w:r>
-        <w:rPr>
-          <w:rFonts w:ascii="Arial Narrow" w:hAnsi="Arial Narrow" w:cs="Arial"/>
-          <w:i/>
-          <w:sz w:val="24"/>
-          <w:szCs w:val="24"/>
-        </w:rPr>
-        <w:t>P</w:t>
-      </w:r>
-      <w:r>
-        <w:rPr>
-          <w:rFonts w:ascii="Arial Narrow" w:hAnsi="Arial Narrow" w:cs="Arial"/>
-          <w:i/>
-          <w:sz w:val="24"/>
-          <w:szCs w:val="24"/>
-        </w:rPr>
-        <w:t xml:space="preserve">ermanencia en la educación postsecundaria - PUAP, convocatoria </w:t>
-      </w:r>
-      <w:r>
-        <w:rPr>
-          <w:rFonts w:ascii="Arial Narrow" w:hAnsi="Arial Narrow" w:cs="Arial"/>
-          <w:i/>
-          <w:sz w:val="24"/>
-          <w:szCs w:val="24"/>
-        </w:rPr>
-        <w:t>2026-</w:t>
-      </w:r>
-      <w:r>
-        <w:rPr>
-          <w:rFonts w:ascii="Arial Narrow" w:hAnsi="Arial Narrow" w:cs="Arial"/>
-          <w:i/>
-          <w:sz w:val="24"/>
-          <w:szCs w:val="24"/>
-        </w:rPr>
-        <w:t>2</w:t>
-      </w:r>
-      <w:r>
-        <w:rPr>
-          <w:rFonts w:ascii="Arial Narrow" w:hAnsi="Arial Narrow" w:cs="Arial"/>
-          <w:i/>
-          <w:sz w:val="24"/>
-          <w:szCs w:val="24"/>
-        </w:rPr>
-        <w:t>”</w:t>
-      </w:r>
-      <w:r>
-        <w:rPr>
-          <w:rFonts w:ascii="Arial Narrow" w:hAnsi="Arial Narrow" w:cs="Arial"/>
-          <w:sz w:val="24"/>
-          <w:szCs w:val="24"/>
-        </w:rPr>
         <w:t>.</w:t>
       </w:r>
     </w:p>
@@ -1473,7 +1189,6 @@
           <w:color w:val="000000"/>
           <w:bdr w:val="none" w:sz="0" w:space="0" w:color="auto" w:frame="1"/>
         </w:rPr>
-        <w:lastRenderedPageBreak/>
         <w:t>Hechas las precisiones anteriores, se procede a revisar y a brindar respuesta a</w:t>
       </w:r>
       <w:r>
@@ -6222,7 +5937,7 @@
 </file>
 
 <file path=word/endnotes.xml><?xml version="1.0" encoding="utf-8"?>
-<w:endnotes xmlns:wpc="http://schemas.microsoft.com/office/word/2010/wordprocessingCanvas" xmlns:cx="http://schemas.microsoft.com/office/drawing/2014/chartex" xmlns:cx1="http://schemas.microsoft.com/office/drawing/2015/9/8/chartex" xmlns:cx2="http://schemas.microsoft.com/office/drawing/2015/10/21/chartex" xmlns:cx3="http://schemas.microsoft.com/office/drawing/2016/5/9/chartex" xmlns:cx4="http://schemas.microsoft.com/office/drawing/2016/5/10/chartex" xmlns:cx5="http://schemas.microsoft.com/office/drawing/2016/5/11/chartex" xmlns:cx6="http://schemas.microsoft.com/office/drawing/2016/5/12/chartex" xmlns:cx7="http://schemas.microsoft.com/office/drawing/2016/5/13/chartex" xmlns:cx8="http://schemas.microsoft.com/office/drawing/2016/5/14/chartex" xmlns:mc="http://schemas.openxmlformats.org/markup-compatibility/2006" xmlns:aink="http://schemas.microsoft.com/office/drawing/2016/ink" xmlns:am3d="http://schemas.microsoft.com/office/drawing/2017/model3d" xmlns:o="urn:schemas-microsoft-com:office:office" xmlns:oel="http://schemas.microsoft.com/office/2019/extlst" xmlns:r="http://schemas.openxmlformats.org/officeDocument/2006/relationships" xmlns:m="http://schemas.openxmlformats.org/officeDocument/2006/math" xmlns:v="urn:schemas-microsoft-com:vml" xmlns:wp14="http://schemas.microsoft.com/office/word/2010/wordprocessingDrawing" xmlns:wp="http://schemas.openxmlformats.org/drawingml/2006/wordprocessingDrawing" xmlns:w10="urn:schemas-microsoft-com:office:word" xmlns:w="http://schemas.openxmlformats.org/wordprocessingml/2006/main" xmlns:w14="http://schemas.microsoft.com/office/word/2010/wordml" xmlns:w15="http://schemas.microsoft.com/office/word/2012/wordml" xmlns:w16cex="http://schemas.microsoft.com/office/word/2018/wordml/cex" xmlns:w16cid="http://schemas.microsoft.com/office/word/2016/wordml/cid" xmlns:w16="http://schemas.microsoft.com/office/word/2018/wordml" xmlns:w16du="http://schemas.microsoft.com/office/word/2023/wordml/word16du" xmlns:w16sdtdh="http://schemas.microsoft.com/office/word/2020/wordml/sdtdatahash" xmlns:w16sdtfl="http://schemas.microsoft.com/office/word/2024/wordml/sdtformatlock" xmlns:w16se="http://schemas.microsoft.com/office/word/2015/wordml/symex" xmlns:wpg="http://schemas.microsoft.com/office/word/2010/wordprocessingGroup" xmlns:wpi="http://schemas.microsoft.com/office/word/2010/wordprocessingInk" xmlns:wne="http://schemas.microsoft.com/office/word/2006/wordml" xmlns:wps="http://schemas.microsoft.com/office/word/2010/wordprocessingShape" mc:Ignorable="w14 w15 w16se w16cid w16 w16cex w16sdtdh w16sdtfl w16du wp14">
+<w:endnotes xmlns:wpc="http://schemas.microsoft.com/office/word/2010/wordprocessingCanvas" xmlns:cx="http://schemas.microsoft.com/office/drawing/2014/chartex" xmlns:cx1="http://schemas.microsoft.com/office/drawing/2015/9/8/chartex" xmlns:mc="http://schemas.openxmlformats.org/markup-compatibility/2006" xmlns:o="urn:schemas-microsoft-com:office:office" xmlns:r="http://schemas.openxmlformats.org/officeDocument/2006/relationships" xmlns:m="http://schemas.openxmlformats.org/officeDocument/2006/math" xmlns:v="urn:schemas-microsoft-com:vml" xmlns:wp14="http://schemas.microsoft.com/office/word/2010/wordprocessingDrawing" xmlns:wp="http://schemas.openxmlformats.org/drawingml/2006/wordprocessingDrawing" xmlns:w10="urn:schemas-microsoft-com:office:word" xmlns:w="http://schemas.openxmlformats.org/wordprocessingml/2006/main" xmlns:w14="http://schemas.microsoft.com/office/word/2010/wordml" xmlns:w15="http://schemas.microsoft.com/office/word/2012/wordml" xmlns:w16se="http://schemas.microsoft.com/office/word/2015/wordml/symex" xmlns:wpg="http://schemas.microsoft.com/office/word/2010/wordprocessingGroup" xmlns:wpi="http://schemas.microsoft.com/office/word/2010/wordprocessingInk" xmlns:wne="http://schemas.microsoft.com/office/word/2006/wordml" xmlns:wps="http://schemas.microsoft.com/office/word/2010/wordprocessingShape" mc:Ignorable="w14 w15 w16se wp14">
   <w:endnote w:type="separator" w:id="-1">
     <w:p>
       <w:r>
@@ -6244,7 +5959,7 @@
 </file>
 
 <file path=word/footer1.xml><?xml version="1.0" encoding="utf-8"?>
-<w:ftr xmlns:wpc="http://schemas.microsoft.com/office/word/2010/wordprocessingCanvas" xmlns:cx="http://schemas.microsoft.com/office/drawing/2014/chartex" xmlns:cx1="http://schemas.microsoft.com/office/drawing/2015/9/8/chartex" xmlns:cx2="http://schemas.microsoft.com/office/drawing/2015/10/21/chartex" xmlns:cx3="http://schemas.microsoft.com/office/drawing/2016/5/9/chartex" xmlns:cx4="http://schemas.microsoft.com/office/drawing/2016/5/10/chartex" xmlns:cx5="http://schemas.microsoft.com/office/drawing/2016/5/11/chartex" xmlns:cx6="http://schemas.microsoft.com/office/drawing/2016/5/12/chartex" xmlns:cx7="http://schemas.microsoft.com/office/drawing/2016/5/13/chartex" xmlns:cx8="http://schemas.microsoft.com/office/drawing/2016/5/14/chartex" xmlns:mc="http://schemas.openxmlformats.org/markup-compatibility/2006" xmlns:aink="http://schemas.microsoft.com/office/drawing/2016/ink" xmlns:am3d="http://schemas.microsoft.com/office/drawing/2017/model3d" xmlns:o="urn:schemas-microsoft-com:office:office" xmlns:oel="http://schemas.microsoft.com/office/2019/extlst" xmlns:r="http://schemas.openxmlformats.org/officeDocument/2006/relationships" xmlns:m="http://schemas.openxmlformats.org/officeDocument/2006/math" xmlns:v="urn:schemas-microsoft-com:vml" xmlns:wp14="http://schemas.microsoft.com/office/word/2010/wordprocessingDrawing" xmlns:wp="http://schemas.openxmlformats.org/drawingml/2006/wordprocessingDrawing" xmlns:w10="urn:schemas-microsoft-com:office:word" xmlns:w="http://schemas.openxmlformats.org/wordprocessingml/2006/main" xmlns:w14="http://schemas.microsoft.com/office/word/2010/wordml" xmlns:w15="http://schemas.microsoft.com/office/word/2012/wordml" xmlns:w16cex="http://schemas.microsoft.com/office/word/2018/wordml/cex" xmlns:w16cid="http://schemas.microsoft.com/office/word/2016/wordml/cid" xmlns:w16="http://schemas.microsoft.com/office/word/2018/wordml" xmlns:w16du="http://schemas.microsoft.com/office/word/2023/wordml/word16du" xmlns:w16sdtdh="http://schemas.microsoft.com/office/word/2020/wordml/sdtdatahash" xmlns:w16sdtfl="http://schemas.microsoft.com/office/word/2024/wordml/sdtformatlock" xmlns:w16se="http://schemas.microsoft.com/office/word/2015/wordml/symex" xmlns:wpg="http://schemas.microsoft.com/office/word/2010/wordprocessingGroup" xmlns:wpi="http://schemas.microsoft.com/office/word/2010/wordprocessingInk" xmlns:wne="http://schemas.microsoft.com/office/word/2006/wordml" xmlns:wps="http://schemas.microsoft.com/office/word/2010/wordprocessingShape" mc:Ignorable="w14 w15 w16se w16cid w16 w16cex w16sdtdh w16sdtfl w16du wp14">
+<w:ftr xmlns:wpc="http://schemas.microsoft.com/office/word/2010/wordprocessingCanvas" xmlns:cx="http://schemas.microsoft.com/office/drawing/2014/chartex" xmlns:cx1="http://schemas.microsoft.com/office/drawing/2015/9/8/chartex" xmlns:mc="http://schemas.openxmlformats.org/markup-compatibility/2006" xmlns:o="urn:schemas-microsoft-com:office:office" xmlns:r="http://schemas.openxmlformats.org/officeDocument/2006/relationships" xmlns:m="http://schemas.openxmlformats.org/officeDocument/2006/math" xmlns:v="urn:schemas-microsoft-com:vml" xmlns:wp14="http://schemas.microsoft.com/office/word/2010/wordprocessingDrawing" xmlns:wp="http://schemas.openxmlformats.org/drawingml/2006/wordprocessingDrawing" xmlns:w10="urn:schemas-microsoft-com:office:word" xmlns:w="http://schemas.openxmlformats.org/wordprocessingml/2006/main" xmlns:w14="http://schemas.microsoft.com/office/word/2010/wordml" xmlns:w15="http://schemas.microsoft.com/office/word/2012/wordml" xmlns:w16se="http://schemas.microsoft.com/office/word/2015/wordml/symex" xmlns:wpg="http://schemas.microsoft.com/office/word/2010/wordprocessingGroup" xmlns:wpi="http://schemas.microsoft.com/office/word/2010/wordprocessingInk" xmlns:wne="http://schemas.microsoft.com/office/word/2006/wordml" xmlns:wps="http://schemas.microsoft.com/office/word/2010/wordprocessingShape" mc:Ignorable="w14 w15 w16se wp14">
   <w:p>
     <w:pPr>
       <w:pStyle w:val="Piedepgina"/>
@@ -6297,7 +6012,7 @@
 </file>
 
 <file path=word/footnotes.xml><?xml version="1.0" encoding="utf-8"?>
-<w:footnotes xmlns:wpc="http://schemas.microsoft.com/office/word/2010/wordprocessingCanvas" xmlns:cx="http://schemas.microsoft.com/office/drawing/2014/chartex" xmlns:cx1="http://schemas.microsoft.com/office/drawing/2015/9/8/chartex" xmlns:cx2="http://schemas.microsoft.com/office/drawing/2015/10/21/chartex" xmlns:cx3="http://schemas.microsoft.com/office/drawing/2016/5/9/chartex" xmlns:cx4="http://schemas.microsoft.com/office/drawing/2016/5/10/chartex" xmlns:cx5="http://schemas.microsoft.com/office/drawing/2016/5/11/chartex" xmlns:cx6="http://schemas.microsoft.com/office/drawing/2016/5/12/chartex" xmlns:cx7="http://schemas.microsoft.com/office/drawing/2016/5/13/chartex" xmlns:cx8="http://schemas.microsoft.com/office/drawing/2016/5/14/chartex" xmlns:mc="http://schemas.openxmlformats.org/markup-compatibility/2006" xmlns:aink="http://schemas.microsoft.com/office/drawing/2016/ink" xmlns:am3d="http://schemas.microsoft.com/office/drawing/2017/model3d" xmlns:o="urn:schemas-microsoft-com:office:office" xmlns:oel="http://schemas.microsoft.com/office/2019/extlst" xmlns:r="http://schemas.openxmlformats.org/officeDocument/2006/relationships" xmlns:m="http://schemas.openxmlformats.org/officeDocument/2006/math" xmlns:v="urn:schemas-microsoft-com:vml" xmlns:wp14="http://schemas.microsoft.com/office/word/2010/wordprocessingDrawing" xmlns:wp="http://schemas.openxmlformats.org/drawingml/2006/wordprocessingDrawing" xmlns:w10="urn:schemas-microsoft-com:office:word" xmlns:w="http://schemas.openxmlformats.org/wordprocessingml/2006/main" xmlns:w14="http://schemas.microsoft.com/office/word/2010/wordml" xmlns:w15="http://schemas.microsoft.com/office/word/2012/wordml" xmlns:w16cex="http://schemas.microsoft.com/office/word/2018/wordml/cex" xmlns:w16cid="http://schemas.microsoft.com/office/word/2016/wordml/cid" xmlns:w16="http://schemas.microsoft.com/office/word/2018/wordml" xmlns:w16du="http://schemas.microsoft.com/office/word/2023/wordml/word16du" xmlns:w16sdtdh="http://schemas.microsoft.com/office/word/2020/wordml/sdtdatahash" xmlns:w16sdtfl="http://schemas.microsoft.com/office/word/2024/wordml/sdtformatlock" xmlns:w16se="http://schemas.microsoft.com/office/word/2015/wordml/symex" xmlns:wpg="http://schemas.microsoft.com/office/word/2010/wordprocessingGroup" xmlns:wpi="http://schemas.microsoft.com/office/word/2010/wordprocessingInk" xmlns:wne="http://schemas.microsoft.com/office/word/2006/wordml" xmlns:wps="http://schemas.microsoft.com/office/word/2010/wordprocessingShape" mc:Ignorable="w14 w15 w16se w16cid w16 w16cex w16sdtdh w16sdtfl w16du wp14">
+<w:footnotes xmlns:wpc="http://schemas.microsoft.com/office/word/2010/wordprocessingCanvas" xmlns:cx="http://schemas.microsoft.com/office/drawing/2014/chartex" xmlns:cx1="http://schemas.microsoft.com/office/drawing/2015/9/8/chartex" xmlns:mc="http://schemas.openxmlformats.org/markup-compatibility/2006" xmlns:o="urn:schemas-microsoft-com:office:office" xmlns:r="http://schemas.openxmlformats.org/officeDocument/2006/relationships" xmlns:m="http://schemas.openxmlformats.org/officeDocument/2006/math" xmlns:v="urn:schemas-microsoft-com:vml" xmlns:wp14="http://schemas.microsoft.com/office/word/2010/wordprocessingDrawing" xmlns:wp="http://schemas.openxmlformats.org/drawingml/2006/wordprocessingDrawing" xmlns:w10="urn:schemas-microsoft-com:office:word" xmlns:w="http://schemas.openxmlformats.org/wordprocessingml/2006/main" xmlns:w14="http://schemas.microsoft.com/office/word/2010/wordml" xmlns:w15="http://schemas.microsoft.com/office/word/2012/wordml" xmlns:w16se="http://schemas.microsoft.com/office/word/2015/wordml/symex" xmlns:wpg="http://schemas.microsoft.com/office/word/2010/wordprocessingGroup" xmlns:wpi="http://schemas.microsoft.com/office/word/2010/wordprocessingInk" xmlns:wne="http://schemas.microsoft.com/office/word/2006/wordml" xmlns:wps="http://schemas.microsoft.com/office/word/2010/wordprocessingShape" mc:Ignorable="w14 w15 w16se wp14">
   <w:footnote w:type="separator" w:id="-1">
     <w:p>
       <w:r>
@@ -6319,7 +6034,7 @@
 </file>
 
 <file path=word/header1.xml><?xml version="1.0" encoding="utf-8"?>
-<w:hdr xmlns:wpc="http://schemas.microsoft.com/office/word/2010/wordprocessingCanvas" xmlns:cx="http://schemas.microsoft.com/office/drawing/2014/chartex" xmlns:cx1="http://schemas.microsoft.com/office/drawing/2015/9/8/chartex" xmlns:cx2="http://schemas.microsoft.com/office/drawing/2015/10/21/chartex" xmlns:cx3="http://schemas.microsoft.com/office/drawing/2016/5/9/chartex" xmlns:cx4="http://schemas.microsoft.com/office/drawing/2016/5/10/chartex" xmlns:cx5="http://schemas.microsoft.com/office/drawing/2016/5/11/chartex" xmlns:cx6="http://schemas.microsoft.com/office/drawing/2016/5/12/chartex" xmlns:cx7="http://schemas.microsoft.com/office/drawing/2016/5/13/chartex" xmlns:cx8="http://schemas.microsoft.com/office/drawing/2016/5/14/chartex" xmlns:mc="http://schemas.openxmlformats.org/markup-compatibility/2006" xmlns:aink="http://schemas.microsoft.com/office/drawing/2016/ink" xmlns:am3d="http://schemas.microsoft.com/office/drawing/2017/model3d" xmlns:o="urn:schemas-microsoft-com:office:office" xmlns:oel="http://schemas.microsoft.com/office/2019/extlst" xmlns:r="http://schemas.openxmlformats.org/officeDocument/2006/relationships" xmlns:m="http://schemas.openxmlformats.org/officeDocument/2006/math" xmlns:v="urn:schemas-microsoft-com:vml" xmlns:wp14="http://schemas.microsoft.com/office/word/2010/wordprocessingDrawing" xmlns:wp="http://schemas.openxmlformats.org/drawingml/2006/wordprocessingDrawing" xmlns:w10="urn:schemas-microsoft-com:office:word" xmlns:w="http://schemas.openxmlformats.org/wordprocessingml/2006/main" xmlns:w14="http://schemas.microsoft.com/office/word/2010/wordml" xmlns:w15="http://schemas.microsoft.com/office/word/2012/wordml" xmlns:w16cex="http://schemas.microsoft.com/office/word/2018/wordml/cex" xmlns:w16cid="http://schemas.microsoft.com/office/word/2016/wordml/cid" xmlns:w16="http://schemas.microsoft.com/office/word/2018/wordml" xmlns:w16du="http://schemas.microsoft.com/office/word/2023/wordml/word16du" xmlns:w16sdtdh="http://schemas.microsoft.com/office/word/2020/wordml/sdtdatahash" xmlns:w16sdtfl="http://schemas.microsoft.com/office/word/2024/wordml/sdtformatlock" xmlns:w16se="http://schemas.microsoft.com/office/word/2015/wordml/symex" xmlns:wpg="http://schemas.microsoft.com/office/word/2010/wordprocessingGroup" xmlns:wpi="http://schemas.microsoft.com/office/word/2010/wordprocessingInk" xmlns:wne="http://schemas.microsoft.com/office/word/2006/wordml" xmlns:wps="http://schemas.microsoft.com/office/word/2010/wordprocessingShape" mc:Ignorable="w14 w15 w16se w16cid w16 w16cex w16sdtdh w16sdtfl w16du wp14">
+<w:hdr xmlns:wpc="http://schemas.microsoft.com/office/word/2010/wordprocessingCanvas" xmlns:cx="http://schemas.microsoft.com/office/drawing/2014/chartex" xmlns:cx1="http://schemas.microsoft.com/office/drawing/2015/9/8/chartex" xmlns:mc="http://schemas.openxmlformats.org/markup-compatibility/2006" xmlns:o="urn:schemas-microsoft-com:office:office" xmlns:r="http://schemas.openxmlformats.org/officeDocument/2006/relationships" xmlns:m="http://schemas.openxmlformats.org/officeDocument/2006/math" xmlns:v="urn:schemas-microsoft-com:vml" xmlns:wp14="http://schemas.microsoft.com/office/word/2010/wordprocessingDrawing" xmlns:wp="http://schemas.openxmlformats.org/drawingml/2006/wordprocessingDrawing" xmlns:w10="urn:schemas-microsoft-com:office:word" xmlns:w="http://schemas.openxmlformats.org/wordprocessingml/2006/main" xmlns:w14="http://schemas.microsoft.com/office/word/2010/wordml" xmlns:w15="http://schemas.microsoft.com/office/word/2012/wordml" xmlns:w16se="http://schemas.microsoft.com/office/word/2015/wordml/symex" xmlns:wpg="http://schemas.microsoft.com/office/word/2010/wordprocessingGroup" xmlns:wpi="http://schemas.microsoft.com/office/word/2010/wordprocessingInk" xmlns:wne="http://schemas.microsoft.com/office/word/2006/wordml" xmlns:wps="http://schemas.microsoft.com/office/word/2010/wordprocessingShape" mc:Ignorable="w14 w15 w16se wp14">
   <w:p>
     <w:pPr>
       <w:pStyle w:val="Encabezado"/>
@@ -6386,7 +6101,7 @@
 </file>
 
 <file path=word/numbering.xml><?xml version="1.0" encoding="utf-8"?>
-<w:numbering xmlns:wpc="http://schemas.microsoft.com/office/word/2010/wordprocessingCanvas" xmlns:cx="http://schemas.microsoft.com/office/drawing/2014/chartex" xmlns:cx1="http://schemas.microsoft.com/office/drawing/2015/9/8/chartex" xmlns:cx2="http://schemas.microsoft.com/office/drawing/2015/10/21/chartex" xmlns:cx3="http://schemas.microsoft.com/office/drawing/2016/5/9/chartex" xmlns:cx4="http://schemas.microsoft.com/office/drawing/2016/5/10/chartex" xmlns:cx5="http://schemas.microsoft.com/office/drawing/2016/5/11/chartex" xmlns:cx6="http://schemas.microsoft.com/office/drawing/2016/5/12/chartex" xmlns:cx7="http://schemas.microsoft.com/office/drawing/2016/5/13/chartex" xmlns:cx8="http://schemas.microsoft.com/office/drawing/2016/5/14/chartex" xmlns:mc="http://schemas.openxmlformats.org/markup-compatibility/2006" xmlns:aink="http://schemas.microsoft.com/office/drawing/2016/ink" xmlns:am3d="http://schemas.microsoft.com/office/drawing/2017/model3d" xmlns:o="urn:schemas-microsoft-com:office:office" xmlns:oel="http://schemas.microsoft.com/office/2019/extlst" xmlns:r="http://schemas.openxmlformats.org/officeDocument/2006/relationships" xmlns:m="http://schemas.openxmlformats.org/officeDocument/2006/math" xmlns:v="urn:schemas-microsoft-com:vml" xmlns:wp14="http://schemas.microsoft.com/office/word/2010/wordprocessingDrawing" xmlns:wp="http://schemas.openxmlformats.org/drawingml/2006/wordprocessingDrawing" xmlns:w10="urn:schemas-microsoft-com:office:word" xmlns:w="http://schemas.openxmlformats.org/wordprocessingml/2006/main" xmlns:w14="http://schemas.microsoft.com/office/word/2010/wordml" xmlns:w15="http://schemas.microsoft.com/office/word/2012/wordml" xmlns:w16cex="http://schemas.microsoft.com/office/word/2018/wordml/cex" xmlns:w16cid="http://schemas.microsoft.com/office/word/2016/wordml/cid" xmlns:w16="http://schemas.microsoft.com/office/word/2018/wordml" xmlns:w16du="http://schemas.microsoft.com/office/word/2023/wordml/word16du" xmlns:w16sdtdh="http://schemas.microsoft.com/office/word/2020/wordml/sdtdatahash" xmlns:w16sdtfl="http://schemas.microsoft.com/office/word/2024/wordml/sdtformatlock" xmlns:w16se="http://schemas.microsoft.com/office/word/2015/wordml/symex" xmlns:wpg="http://schemas.microsoft.com/office/word/2010/wordprocessingGroup" xmlns:wpi="http://schemas.microsoft.com/office/word/2010/wordprocessingInk" xmlns:wne="http://schemas.microsoft.com/office/word/2006/wordml" xmlns:wps="http://schemas.microsoft.com/office/word/2010/wordprocessingShape" mc:Ignorable="w14 w15 w16se w16cid w16 w16cex w16sdtdh w16sdtfl w16du wp14">
+<w:numbering xmlns:wpc="http://schemas.microsoft.com/office/word/2010/wordprocessingCanvas" xmlns:cx="http://schemas.microsoft.com/office/drawing/2014/chartex" xmlns:cx1="http://schemas.microsoft.com/office/drawing/2015/9/8/chartex" xmlns:mc="http://schemas.openxmlformats.org/markup-compatibility/2006" xmlns:o="urn:schemas-microsoft-com:office:office" xmlns:r="http://schemas.openxmlformats.org/officeDocument/2006/relationships" xmlns:m="http://schemas.openxmlformats.org/officeDocument/2006/math" xmlns:v="urn:schemas-microsoft-com:vml" xmlns:wp14="http://schemas.microsoft.com/office/word/2010/wordprocessingDrawing" xmlns:wp="http://schemas.openxmlformats.org/drawingml/2006/wordprocessingDrawing" xmlns:w10="urn:schemas-microsoft-com:office:word" xmlns:w="http://schemas.openxmlformats.org/wordprocessingml/2006/main" xmlns:w14="http://schemas.microsoft.com/office/word/2010/wordml" xmlns:w15="http://schemas.microsoft.com/office/word/2012/wordml" xmlns:w16se="http://schemas.microsoft.com/office/word/2015/wordml/symex" xmlns:wpg="http://schemas.microsoft.com/office/word/2010/wordprocessingGroup" xmlns:wpi="http://schemas.microsoft.com/office/word/2010/wordprocessingInk" xmlns:wne="http://schemas.microsoft.com/office/word/2006/wordml" xmlns:wps="http://schemas.microsoft.com/office/word/2010/wordprocessingShape" mc:Ignorable="w14 w15 w16se wp14">
   <w:abstractNum w:abstractNumId="0" w15:restartNumberingAfterBreak="0">
     <w:nsid w:val="05FF4235"/>
     <w:multiLevelType w:val="hybridMultilevel"/>
@@ -7984,28 +7699,28 @@
       </w:rPr>
     </w:lvl>
   </w:abstractNum>
-  <w:num w:numId="1" w16cid:durableId="805011076">
+  <w:num w:numId="1">
     <w:abstractNumId w:val="0"/>
   </w:num>
-  <w:num w:numId="2" w16cid:durableId="296840582">
+  <w:num w:numId="2">
     <w:abstractNumId w:val="10"/>
   </w:num>
-  <w:num w:numId="3" w16cid:durableId="1545562763">
+  <w:num w:numId="3">
     <w:abstractNumId w:val="7"/>
   </w:num>
-  <w:num w:numId="4" w16cid:durableId="786436384">
+  <w:num w:numId="4">
     <w:abstractNumId w:val="8"/>
   </w:num>
-  <w:num w:numId="5" w16cid:durableId="1185828595">
+  <w:num w:numId="5">
     <w:abstractNumId w:val="11"/>
   </w:num>
-  <w:num w:numId="6" w16cid:durableId="126510781">
+  <w:num w:numId="6">
     <w:abstractNumId w:val="2"/>
   </w:num>
-  <w:num w:numId="7" w16cid:durableId="728920064">
+  <w:num w:numId="7">
     <w:abstractNumId w:val="6"/>
   </w:num>
-  <w:num w:numId="8" w16cid:durableId="724138786">
+  <w:num w:numId="8">
     <w:abstractNumId w:val="5"/>
     <w:lvlOverride w:ilvl="0">
       <w:startOverride w:val="1"/>
@@ -8035,7 +7750,7 @@
       <w:startOverride w:val="1"/>
     </w:lvlOverride>
   </w:num>
-  <w:num w:numId="9" w16cid:durableId="514539552">
+  <w:num w:numId="9">
     <w:abstractNumId w:val="9"/>
     <w:lvlOverride w:ilvl="0">
       <w:startOverride w:val="1"/>
@@ -8065,32 +7780,32 @@
       <w:startOverride w:val="1"/>
     </w:lvlOverride>
   </w:num>
-  <w:num w:numId="10" w16cid:durableId="789131627">
+  <w:num w:numId="10">
     <w:abstractNumId w:val="12"/>
   </w:num>
-  <w:num w:numId="11" w16cid:durableId="499278022">
+  <w:num w:numId="11">
     <w:abstractNumId w:val="13"/>
   </w:num>
-  <w:num w:numId="12" w16cid:durableId="1053315161">
+  <w:num w:numId="12">
     <w:abstractNumId w:val="14"/>
   </w:num>
-  <w:num w:numId="13" w16cid:durableId="1389451737">
+  <w:num w:numId="13">
     <w:abstractNumId w:val="1"/>
   </w:num>
-  <w:num w:numId="14" w16cid:durableId="1871183895">
+  <w:num w:numId="14">
     <w:abstractNumId w:val="3"/>
   </w:num>
-  <w:num w:numId="15" w16cid:durableId="1439788268">
+  <w:num w:numId="15">
     <w:abstractNumId w:val="1"/>
   </w:num>
-  <w:num w:numId="16" w16cid:durableId="957373219">
+  <w:num w:numId="16">
     <w:abstractNumId w:val="4"/>
   </w:num>
 </w:numbering>
 </file>
 
 <file path=word/styles.xml><?xml version="1.0" encoding="utf-8"?>
-<w:styles xmlns:mc="http://schemas.openxmlformats.org/markup-compatibility/2006" xmlns:r="http://schemas.openxmlformats.org/officeDocument/2006/relationships" xmlns:w="http://schemas.openxmlformats.org/wordprocessingml/2006/main" xmlns:w14="http://schemas.microsoft.com/office/word/2010/wordml" xmlns:w15="http://schemas.microsoft.com/office/word/2012/wordml" xmlns:w16cex="http://schemas.microsoft.com/office/word/2018/wordml/cex" xmlns:w16cid="http://schemas.microsoft.com/office/word/2016/wordml/cid" xmlns:w16="http://schemas.microsoft.com/office/word/2018/wordml" xmlns:w16du="http://schemas.microsoft.com/office/word/2023/wordml/word16du" xmlns:w16sdtdh="http://schemas.microsoft.com/office/word/2020/wordml/sdtdatahash" xmlns:w16sdtfl="http://schemas.microsoft.com/office/word/2024/wordml/sdtformatlock" xmlns:w16se="http://schemas.microsoft.com/office/word/2015/wordml/symex" mc:Ignorable="w14 w15 w16se w16cid w16 w16cex w16sdtdh w16sdtfl w16du">
+<w:styles xmlns:mc="http://schemas.openxmlformats.org/markup-compatibility/2006" xmlns:r="http://schemas.openxmlformats.org/officeDocument/2006/relationships" xmlns:w="http://schemas.openxmlformats.org/wordprocessingml/2006/main" xmlns:w14="http://schemas.microsoft.com/office/word/2010/wordml" xmlns:w15="http://schemas.microsoft.com/office/word/2012/wordml" xmlns:w16se="http://schemas.microsoft.com/office/word/2015/wordml/symex" mc:Ignorable="w14 w15 w16se">
   <w:docDefaults>
     <w:rPrDefault>
       <w:rPr>
@@ -8104,7 +7819,7 @@
     </w:rPrDefault>
     <w:pPrDefault/>
   </w:docDefaults>
-  <w:latentStyles w:defLockedState="0" w:defUIPriority="99" w:defSemiHidden="0" w:defUnhideWhenUsed="0" w:defQFormat="0" w:count="376">
+  <w:latentStyles w:defLockedState="0" w:defUIPriority="99" w:defSemiHidden="0" w:defUnhideWhenUsed="0" w:defQFormat="0" w:count="371">
     <w:lsdException w:name="Normal" w:uiPriority="0" w:qFormat="1"/>
     <w:lsdException w:name="heading 1" w:uiPriority="9" w:qFormat="1"/>
     <w:lsdException w:name="heading 2" w:semiHidden="1" w:uiPriority="9" w:unhideWhenUsed="1" w:qFormat="1"/>
@@ -8476,11 +8191,6 @@
     <w:lsdException w:name="List Table 5 Dark Accent 6" w:uiPriority="50"/>
     <w:lsdException w:name="List Table 6 Colorful Accent 6" w:uiPriority="51"/>
     <w:lsdException w:name="List Table 7 Colorful Accent 6" w:uiPriority="52"/>
-    <w:lsdException w:name="Mention" w:semiHidden="1" w:unhideWhenUsed="1"/>
-    <w:lsdException w:name="Smart Hyperlink" w:semiHidden="1" w:unhideWhenUsed="1"/>
-    <w:lsdException w:name="Hashtag" w:semiHidden="1" w:unhideWhenUsed="1"/>
-    <w:lsdException w:name="Unresolved Mention" w:semiHidden="1" w:unhideWhenUsed="1"/>
-    <w:lsdException w:name="Smart Link" w:semiHidden="1" w:unhideWhenUsed="1"/>
   </w:latentStyles>
   <w:style w:type="paragraph" w:default="1" w:styleId="Normal">
     <w:name w:val="Normal"/>
@@ -9013,17 +8723,6 @@
 </file>
 
 <file path=customXml/item2.xml><?xml version="1.0" encoding="utf-8"?>
-<p:properties xmlns:p="http://schemas.microsoft.com/office/2006/metadata/properties" xmlns:xsi="http://www.w3.org/2001/XMLSchema-instance" xmlns:pc="http://schemas.microsoft.com/office/infopath/2007/PartnerControls">
-  <documentManagement>
-    <TaxCatchAll xmlns="89c07dc6-a914-4a48-b388-dfe830e5bbb3" xsi:nil="true"/>
-    <lcf76f155ced4ddcb4097134ff3c332f xmlns="b3f023d8-5d21-4a64-81dc-e4e2f442a49c">
-      <Terms xmlns="http://schemas.microsoft.com/office/infopath/2007/PartnerControls"/>
-    </lcf76f155ced4ddcb4097134ff3c332f>
-  </documentManagement>
-</p:properties>
-</file>
-
-<file path=customXml/item3.xml><?xml version="1.0" encoding="utf-8"?>
 <ct:contentTypeSchema xmlns:ct="http://schemas.microsoft.com/office/2006/metadata/contentType" xmlns:ma="http://schemas.microsoft.com/office/2006/metadata/properties/metaAttributes" ct:_="" ma:_="" ma:contentTypeName="Documento" ma:contentTypeID="0x010100D9CCCA44E2C99944BAE64B502DE3FD2A" ma:contentTypeVersion="14" ma:contentTypeDescription="Crear nuevo documento." ma:contentTypeScope="" ma:versionID="541d41fcd197c0a462c12f5c2f31ff2c">
   <xsd:schema xmlns:xsd="http://www.w3.org/2001/XMLSchema" xmlns:xs="http://www.w3.org/2001/XMLSchema" xmlns:p="http://schemas.microsoft.com/office/2006/metadata/properties" xmlns:ns2="b3f023d8-5d21-4a64-81dc-e4e2f442a49c" xmlns:ns3="89c07dc6-a914-4a48-b388-dfe830e5bbb3" targetNamespace="http://schemas.microsoft.com/office/2006/metadata/properties" ma:root="true" ma:fieldsID="a98b3da299219d0f4bb583511f000a27" ns2:_="" ns3:_="">
     <xsd:import namespace="b3f023d8-5d21-4a64-81dc-e4e2f442a49c"/>
@@ -9252,6 +8951,17 @@
 </ct:contentTypeSchema>
 </file>
 
+<file path=customXml/item3.xml><?xml version="1.0" encoding="utf-8"?>
+<p:properties xmlns:p="http://schemas.microsoft.com/office/2006/metadata/properties" xmlns:xsi="http://www.w3.org/2001/XMLSchema-instance" xmlns:pc="http://schemas.microsoft.com/office/infopath/2007/PartnerControls">
+  <documentManagement>
+    <TaxCatchAll xmlns="89c07dc6-a914-4a48-b388-dfe830e5bbb3" xsi:nil="true"/>
+    <lcf76f155ced4ddcb4097134ff3c332f xmlns="b3f023d8-5d21-4a64-81dc-e4e2f442a49c">
+      <Terms xmlns="http://schemas.microsoft.com/office/infopath/2007/PartnerControls"/>
+    </lcf76f155ced4ddcb4097134ff3c332f>
+  </documentManagement>
+</p:properties>
+</file>
+
 <file path=customXml/itemProps1.xml><?xml version="1.0" encoding="utf-8"?>
 <ds:datastoreItem xmlns:ds="http://schemas.openxmlformats.org/officeDocument/2006/customXml" ds:itemID="{B5303028-1E1D-4329-8F7C-A4173A0F993A}">
   <ds:schemaRefs>
@@ -9261,17 +8971,6 @@
 </file>
 
 <file path=customXml/itemProps2.xml><?xml version="1.0" encoding="utf-8"?>
-<ds:datastoreItem xmlns:ds="http://schemas.openxmlformats.org/officeDocument/2006/customXml" ds:itemID="{AAD997A6-A5A0-4F9D-9D70-683CECCE6EDD}">
-  <ds:schemaRefs>
-    <ds:schemaRef ds:uri="http://schemas.microsoft.com/office/2006/metadata/properties"/>
-    <ds:schemaRef ds:uri="http://schemas.microsoft.com/office/infopath/2007/PartnerControls"/>
-    <ds:schemaRef ds:uri="89c07dc6-a914-4a48-b388-dfe830e5bbb3"/>
-    <ds:schemaRef ds:uri="b3f023d8-5d21-4a64-81dc-e4e2f442a49c"/>
-  </ds:schemaRefs>
-</ds:datastoreItem>
-</file>
-
-<file path=customXml/itemProps3.xml><?xml version="1.0" encoding="utf-8"?>
 <ds:datastoreItem xmlns:ds="http://schemas.openxmlformats.org/officeDocument/2006/customXml" ds:itemID="{D8FEA433-AD7E-485E-B10D-75D79F01FE70}">
   <ds:schemaRefs>
     <ds:schemaRef ds:uri="http://schemas.microsoft.com/office/2006/metadata/contentType"/>
@@ -9288,4 +8987,15 @@
     <ds:schemaRef ds:uri="http://schemas.microsoft.com/internal/obd"/>
   </ds:schemaRefs>
 </ds:datastoreItem>
+</file>
+
+<file path=customXml/itemProps3.xml><?xml version="1.0" encoding="utf-8"?>
+<ds:datastoreItem xmlns:ds="http://schemas.openxmlformats.org/officeDocument/2006/customXml" ds:itemID="{AAD997A6-A5A0-4F9D-9D70-683CECCE6EDD}">
+  <ds:schemaRefs>
+    <ds:schemaRef ds:uri="http://schemas.microsoft.com/office/2006/metadata/properties"/>
+    <ds:schemaRef ds:uri="http://schemas.microsoft.com/office/infopath/2007/PartnerControls"/>
+    <ds:schemaRef ds:uri="89c07dc6-a914-4a48-b388-dfe830e5bbb3"/>
+    <ds:schemaRef ds:uri="b3f023d8-5d21-4a64-81dc-e4e2f442a49c"/>
+  </ds:schemaRefs>
+</ds:datastoreItem>
 </file>